--- a/事業計画/合意書_Land&Company（田角様）_PB回答_20261031.docx
+++ b/事業計画/合意書_Land&Company（田角様）_PB回答_20261031.docx
@@ -572,7 +572,7 @@
           <w:rPr>
             <w:rFonts w:ascii="游明朝" w:eastAsia="游明朝" w:hAnsi="游明朝" w:hint="eastAsia"/>
           </w:rPr>
-          <w:t xml:space="preserve">、並びに各事業年度の上半期終了後2か月以内に、当該上半期の試算表、予算実績比較表及び資金繰り表を乙に開示すること</w:t>
+          <w:t xml:space="preserve">（当該事業年度の予算実績比較表及び翌事業年度の資金繰り計画を含む。）</w:t>
         </w:r>
       </w:ins>
       <w:r>
@@ -595,7 +595,7 @@
             <w:rFonts w:ascii="游明朝" w:eastAsia="游明朝" w:hAnsi="游明朝" w:hint="eastAsia"/>
             <w:highlight w:val="cyan"/>
           </w:rPr>
-          <w:t xml:space="preserve">【WB：決算期の財務諸表に加え、半期ごとに試算表・予算実績比較表・資金繰り表を開示する形でいかがでしょうか。】</w:t>
+          <w:t xml:space="preserve">【WB：予算実績比較表と資金繰り計画は、決算時（年1回）に財務諸表とあわせて開示する形でいかがでしょうか。】</w:t>
         </w:r>
       </w:ins>
     </w:p>

--- a/事業計画/合意書_Land&Company（田角様）_PB回答_20261031.docx
+++ b/事業計画/合意書_Land&Company（田角様）_PB回答_20261031.docx
@@ -2414,32 +2414,62 @@
           <w:lang w:eastAsia="zh-CN"/>
         </w:rPr>
       </w:pPr>
-      <w:r>
-        <w:rPr>
-          <w:rFonts w:ascii="游明朝" w:eastAsia="游明朝" w:hAnsi="游明朝" w:hint="eastAsia"/>
-          <w:lang w:eastAsia="zh-CN"/>
-        </w:rPr>
-        <w:t>202</w:t>
-      </w:r>
-      <w:r>
-        <w:rPr>
-          <w:rFonts w:ascii="游明朝" w:eastAsia="游明朝" w:hAnsi="游明朝" w:hint="eastAsia"/>
-        </w:rPr>
-        <w:t>6</w:t>
-      </w:r>
-      <w:r>
-        <w:rPr>
-          <w:rFonts w:ascii="游明朝" w:eastAsia="游明朝" w:hAnsi="游明朝"/>
-          <w:lang w:eastAsia="zh-CN"/>
-        </w:rPr>
-        <w:t>年</w:t>
-      </w:r>
-      <w:r>
-        <w:rPr>
-          <w:rFonts w:ascii="游明朝" w:eastAsia="游明朝" w:hAnsi="游明朝" w:hint="eastAsia"/>
-        </w:rPr>
-        <w:t>10</w:t>
-      </w:r>
+      <w:del w:id="8030" w:author="株式会社WineBank" w:date="2026-10-31T00:00:00Z">
+        <w:r>
+          <w:rPr>
+            <w:rFonts w:ascii="游明朝" w:eastAsia="游明朝" w:hAnsi="游明朝" w:hint="eastAsia"/>
+            <w:lang w:eastAsia="zh-CN"/>
+          </w:rPr>
+          <w:t>202</w:t>
+        </w:r>
+        <w:r>
+          <w:rPr>
+            <w:rFonts w:ascii="游明朝" w:eastAsia="游明朝" w:hAnsi="游明朝" w:hint="eastAsia"/>
+          </w:rPr>
+          <w:t>6</w:t>
+        </w:r>
+        <w:r>
+          <w:rPr>
+            <w:rFonts w:ascii="游明朝" w:eastAsia="游明朝" w:hAnsi="游明朝"/>
+            <w:lang w:eastAsia="zh-CN"/>
+          </w:rPr>
+          <w:t>年</w:t>
+        </w:r>
+        <w:r>
+          <w:rPr>
+            <w:rFonts w:ascii="游明朝" w:eastAsia="游明朝" w:hAnsi="游明朝" w:hint="eastAsia"/>
+          </w:rPr>
+          <w:delText>10</w:delText>
+        </w:r>
+      </w:del>
+      <w:ins w:id="8031" w:author="株式会社WineBank" w:date="2026-10-31T00:00:00Z">
+        <w:r>
+          <w:rPr>
+            <w:rFonts w:ascii="游明朝" w:eastAsia="游明朝" w:hAnsi="游明朝" w:hint="eastAsia"/>
+            <w:lang w:eastAsia="zh-CN"/>
+          </w:rPr>
+          <w:t>202</w:t>
+        </w:r>
+        <w:r>
+          <w:rPr>
+            <w:rFonts w:ascii="游明朝" w:eastAsia="游明朝" w:hAnsi="游明朝" w:hint="eastAsia"/>
+          </w:rPr>
+          <w:t>6</w:t>
+        </w:r>
+        <w:r>
+          <w:rPr>
+            <w:rFonts w:ascii="游明朝" w:eastAsia="游明朝" w:hAnsi="游明朝"/>
+            <w:lang w:eastAsia="zh-CN"/>
+          </w:rPr>
+          <w:t>年</w:t>
+        </w:r>
+        <w:r>
+          <w:rPr>
+            <w:rFonts w:ascii="游明朝" w:eastAsia="游明朝" w:hAnsi="游明朝" w:hint="eastAsia"/>
+          </w:rPr>
+          <w:t>11</w:t>
+        </w:r>
+      </w:ins>
       <w:r>
         <w:rPr>
           <w:rFonts w:ascii="游明朝" w:eastAsia="游明朝" w:hAnsi="游明朝"/>
